--- a/protected-assets/BrittleCoalition.docx
+++ b/protected-assets/BrittleCoalition.docx
@@ -185,7 +185,7 @@
       </w:r>
       <w:r>
         <w:br/>
-        <w:t>The other component is clay. Daniel says the final order is “partly strong and partly brittle.”</w:t>
+        <w:t>The other component is clay. Daniel says the final order is “partly strong, and partly broken” (Daniel 2:42); the Aramaic word behind “broken” means easily shattered — brittle.</w:t>
       </w:r>
     </w:p>
     <w:p>
@@ -209,7 +209,7 @@
       </w:r>
       <w:r>
         <w:br/>
-        <w:t>Daniel says the components will be mixed but “will not adhere to one another.” The coalition may form. It may create agreements, institutions, shared policies, economic ties, or military coordination. Yet it will not achieve lasting unity.</w:t>
+        <w:t>Daniel says the components will be mixed but “they shall not cleave one to another.” The coalition may form. It may create agreements, institutions, shared policies, economic ties, or military coordination. Yet it will not achieve lasting unity.</w:t>
       </w:r>
     </w:p>
     <w:p>
@@ -249,7 +249,7 @@
         <w:tab/>
       </w:r>
       <w:r>
-        <w:t>The clearest reason is where the stone strikes. Daniel does not say the stone strikes the gold head, the silver chest, the bronze belly, or the iron legs. The stone strikes the statue “on its iron and clay feet.”</w:t>
+        <w:t>The clearest reason is where the stone strikes. Daniel does not say the stone strikes the gold head, the silver chest, the bronze belly, or the iron legs. The stone strikes the statue “upon his feet that were of iron and clay.”</w:t>
       </w:r>
       <w:r>
         <w:t xml:space="preserve">, </w:t>
@@ -280,7 +280,7 @@
         <w:tab/>
       </w:r>
       <w:r>
-        <w:t xml:space="preserve">Daniel explains that the stone represents God’s kingdom: “In the days of those kings the God of heaven will raise up an everlasting kingdom that will not be destroyed.” This kingdom does not merely coexist with the statue. It destroys the human kingdom-system represented by the statue and stands forever. The historical Roman Empire—the usual candidate for the iron legs—fell long ago in its ancient form. But the final, visible replacement of all human dominion by the everlasting kingdom of God has not yet occurred. </w:t>
+        <w:t xml:space="preserve">Daniel explains that the stone represents God’s kingdom: “And in the days of these kings shall the God of heaven set up a kingdom, which shall never be destroyed.” This kingdom does not merely coexist with the statue. It destroys the human kingdom-system represented by the statue and stands forever. The historical Roman Empire—the usual candidate for the iron legs—fell long ago in its ancient form. But the final, visible replacement of all human dominion by the everlasting kingdom of God has not yet occurred. </w:t>
       </w:r>
       <w:r>
         <w:t xml:space="preserve"> </w:t>
@@ -293,7 +293,7 @@
         <w:tab/>
       </w:r>
       <w:r>
-        <w:t xml:space="preserve">Christ’s first coming inaugurated His kingdom, but Daniel 2’s stone imagery depicts the comprehensive and irreversible overthrow of the final human order. The essential point is this: The feet must exist when the stone strikes. Since the stone’s final, worldwide kingdom victory has not yet occurred, the feet-and-toes configuration must still be future. Does iron require a revived Rome? No. The mere presence of iron in both the legs and feet does not prove that the feet are the same government or empire as the legs. Daniel himself explains iron in terms of its function: strength, crushing force, and destructive power. Then, when he interprets the feet, he says the final kingdom will contain “some of the strength of iron” and will be “partly strong and partly brittle.” The text does not state: “The iron in the feet means the exact Roman government returns.” Nor does it state: “The feet are a revived Roman Empire.” Those are interpretive conclusions. A reader may believe a future coalition carries Roman legacy or symbolism, but Daniel 2 does not make that identity explicit. </w:t>
+        <w:t xml:space="preserve">Christ’s first coming inaugurated His kingdom, but Daniel 2’s stone imagery depicts the comprehensive and irreversible overthrow of the final human order. The essential point is this: The feet must exist when the stone strikes. Since the stone’s final, worldwide kingdom victory has not yet occurred, the feet-and-toes configuration must still be future. Does iron require a revived Rome? No. The mere presence of iron in both the legs and feet does not prove that the feet are the same government or empire as the legs. Daniel himself explains iron in terms of its function: strength, crushing force, and destructive power. Then, when he interprets the feet, he says of the final kingdom, “there shall be in it of the strength of the iron,” and will be “partly strong, and partly broken.” The text does not state: “The iron in the feet means the exact Roman government returns.” Nor does it state: “The feet are a revived Roman Empire.” Those are interpretive conclusions. A reader may believe a future coalition carries Roman legacy or symbolism, but Daniel 2 does not make that identity explicit. </w:t>
       </w:r>
       <w:r>
         <w:t xml:space="preserve"> </w:t>
@@ -347,13 +347,11 @@
         <w:tab/>
       </w:r>
       <w:r>
-        <w:t xml:space="preserve"> Daniel 2 speaks of feet and toes, but it does not explicitly give their number. The more explicit ten-ruler detail appears in Revelation. Revelation 17:12 says: “The ten horns which thou saw</w:t>
-      </w:r>
-      <w:r>
-        <w:t xml:space="preserve"> </w:t>
-      </w:r>
-      <w:r>
-        <w:t xml:space="preserve">are ten kings, which have received no kingdom as yet; but receive power as kings one hour with the beast.” The following verse explains what those rulers do: “These have one </w:t>
+        <w:t xml:space="preserve"> Daniel 2 speaks of feet and toes, but it does not explicitly give their number. The more explicit ten-ruler detail appears in Revelation. Revelation 17:12 says: “The ten horns which thou sawest are ten kings</w:t>
+      </w:r>
+      <w:r/>
+      <w:r>
+        <w:t xml:space="preserve">, which have received no kingdom as yet; but receive power as kings one hour with the beast.” The following verse explains what those rulers do: “These have one </w:t>
       </w:r>
       <w:r>
         <w:t>mind and</w:t>
@@ -523,7 +521,7 @@
         <w:t>describe</w:t>
       </w:r>
       <w:r>
-        <w:t xml:space="preserve"> the beast’s final system in greater detail. The beast receives authority, blasphemes God, wages war against God’s people, and exercises authority over “every tribe and people and language and nation.” A second beast compels worship of the first beast and forces people to receive the mark of the beast on the right hand or forehead. Those without the mark are excluded from buying and selling. Revelation identifies the number of the beast as 666.</w:t>
+        <w:t xml:space="preserve"> the beast’s final system in greater detail. The beast receives authority, blasphemes God, wages war against God’s people, and exercises authority over “all kindreds, and tongues, and nations.” A second beast compels worship of the first beast and forces people to receive the mark of the beast on the right hand or forehead. Those without the mark are excluded from buying and selling. Revelation identifies the number of the beast as 666.</w:t>
       </w:r>
       <w:r>
         <w:t xml:space="preserve"> </w:t>
@@ -592,7 +590,7 @@
         <w:tab/>
       </w:r>
       <w:r>
-        <w:t xml:space="preserve">The most careful conclusion is that the ten-ruler coalition yields its authority to the beastly system, and that system enforces the mark. The stone and Christ’s return Daniel’s stone is cut out “not by human hands.” It is not another ordinary empire that defeats its rivals by military expansion. It is God’s kingdom entering history with final authority. Revelation 19 gives the corresponding picture of Christ’s public victory. Heaven opens, Christ appears as the righteous warrior and judge, and He is identified as “King of kings and Lord of lords.” The beast and the kings aligned with him are defeated. </w:t>
+        <w:t xml:space="preserve">The most careful conclusion is that the ten-ruler coalition yields its authority to the beastly system, and that system enforces the mark. The stone and Christ’s return Daniel’s stone is cut out “without hands.” It is not another ordinary empire that defeats its rivals by military expansion. It is God’s kingdom entering history with final authority. Revelation 19 gives the corresponding picture of Christ’s public victory. Heaven opens, Christ appears as the righteous warrior and judge, and He is identified as “King of kings and Lord of lords.” The beast and the kings aligned with him are defeated. </w:t>
       </w:r>
       <w:r>
         <w:t xml:space="preserve">  </w:t>

--- a/protected-assets/BrittleCoalition.docx
+++ b/protected-assets/BrittleCoalition.docx
@@ -357,7 +357,9 @@
         <w:t>mind and</w:t>
       </w:r>
       <w:r>
-        <w:t xml:space="preserve"> shall give their power and strength unto the beast.” Then Revelation 17:14 reveals the outcome: “These shall make war with the Lamb, and the Lamb shall overcome them.” </w:t>
+        <w:t xml:space="preserve"> shall give their power and strength unto the beast.” Then Revelation 17:14 reveals the outcome: “These shall make war with the Lamb, and the Lamb shall overcome them.”</w:t>
+        <w:br/>
+        <w:t xml:space="preserve"> The kings’ unity has one purpose. John adds: “the ten horns which thou sawest upon the beast, these shall hate the whore, and shall make her desolate and naked, and shall eat her flesh, and burn her with fire. For God hath put in their hearts to fulfil his will, and to agree, and give their kingdom unto the beast, until the words of God shall be fulfilled” (Revelation 17:16-17). Their “one hour” of power (17:12) is the same “one hour” in which Babylon falls (18:10, 17, 19). The iron and clay agree only long enough to destroy Babylon, and only “until the words of God shall be fulfilled.” </w:t>
       </w:r>
       <w:r>
         <w:t xml:space="preserve"> </w:t>
